--- a/data/revised_2026-10_full/tracked/v2/Chemistry/SS3.1_Acids_and_Bases/Chemistry_Acids_and_Bases_FinalExplanation_TRACKED.docx
+++ b/data/revised_2026-10_full/tracked/v2/Chemistry/SS3.1_Acids_and_Bases/Chemistry_Acids_and_Bases_FinalExplanation_TRACKED.docx
@@ -1456,7 +1456,7 @@
               </w:rPr>
               <w:t xml:space="preserve">Otieno asked: if both are acids, why is lemon juice lower on the graph than vinegar? Use the data for 0.1 M hydrochloric acid (pH 1), 0.1 M ethanoic acid (pH 3), 0.1 M sodium hydroxide (pH 13) and 0.1 M ammonia solution (pH 11) to explain the difference between strength and concentration. Then explain why a </w:t>
             </w:r>
-            <w:del w:id="9001" w:author="Claude (AI) - proposed" w:date="2026-10-15T03:01:23Z">
+            <w:del w:id="9001" w:author="Claude (AI) - proposed" w:date="2026-10-18T00:27:03Z">
               <w:r>
                 <w:rPr>
                   <w:rFonts w:ascii="Arial" w:cs="Arial" w:eastAsia="Arial" w:hAnsi="Arial"/>
@@ -1471,7 +1471,7 @@
                 <w:delText xml:space="preserve">weak</w:delText>
               </w:r>
             </w:del>
-            <w:ins w:id="9002" w:author="Claude (AI) - proposed" w:date="2026-10-15T03:01:23Z">
+            <w:ins w:id="9002" w:author="Claude (AI) - proposed" w:date="2026-10-18T00:27:03Z">
               <w:r>
                 <w:rPr>
                   <w:rFonts w:ascii="Arial" w:cs="Arial" w:eastAsia="Arial" w:hAnsi="Arial"/>
@@ -1923,7 +1923,7 @@
               <w:spacing w:after="40" w:before="0"/>
               <w:jc w:val="left"/>
             </w:pPr>
-            <w:ins w:id="9003" w:author="Claude (AI) - proposed" w:date="2026-10-15T03:01:23Z">
+            <w:ins w:id="9003" w:author="Claude (AI) - proposed" w:date="2026-10-18T00:27:03Z">
               <w:r>
                 <w:rPr>
                   <w:rFonts w:ascii="Arial" w:cs="Arial" w:eastAsia="Arial" w:hAnsi="Arial"/>
@@ -1971,7 +1971,7 @@
               <w:spacing w:after="40" w:before="0"/>
               <w:jc w:val="left"/>
             </w:pPr>
-            <w:del w:id="9004" w:author="Claude (AI) - proposed" w:date="2026-10-15T03:01:23Z">
+            <w:del w:id="9004" w:author="Claude (AI) - proposed" w:date="2026-10-18T00:27:03Z">
               <w:r>
                 <w:rPr>
                   <w:rFonts w:ascii="Arial" w:cs="Arial" w:eastAsia="Arial" w:hAnsi="Arial"/>
@@ -1986,7 +1986,7 @@
                 <w:delText xml:space="preserve">Gives a</w:delText>
               </w:r>
             </w:del>
-            <w:ins w:id="9005" w:author="Claude (AI) - proposed" w:date="2026-10-15T03:01:23Z">
+            <w:ins w:id="9005" w:author="Claude (AI) - proposed" w:date="2026-10-18T00:27:03Z">
               <w:r>
                 <w:rPr>
                   <w:rFonts w:ascii="Arial" w:cs="Arial" w:eastAsia="Arial" w:hAnsi="Arial"/>
@@ -2014,7 +2014,7 @@
               </w:rPr>
               <w:t xml:space="preserve"> claim about uses and </w:t>
             </w:r>
-            <w:del w:id="9006" w:author="Claude (AI) - proposed" w:date="2026-10-15T03:01:23Z">
+            <w:del w:id="9006" w:author="Claude (AI) - proposed" w:date="2026-10-18T00:27:03Z">
               <w:r>
                 <w:rPr>
                   <w:rFonts w:ascii="Arial" w:cs="Arial" w:eastAsia="Arial" w:hAnsi="Arial"/>
@@ -2029,7 +2029,7 @@
                 <w:delText xml:space="preserve">antacids</w:delText>
               </w:r>
             </w:del>
-            <w:ins w:id="9007" w:author="Claude (AI) - proposed" w:date="2026-10-15T03:01:23Z">
+            <w:ins w:id="9007" w:author="Claude (AI) - proposed" w:date="2026-10-18T00:27:03Z">
               <w:r>
                 <w:rPr>
                   <w:rFonts w:ascii="Arial" w:cs="Arial" w:eastAsia="Arial" w:hAnsi="Arial"/>
@@ -2077,7 +2077,7 @@
               <w:spacing w:after="40" w:before="0"/>
               <w:jc w:val="left"/>
             </w:pPr>
-            <w:del w:id="9008" w:author="Claude (AI) - proposed" w:date="2026-10-15T03:01:23Z">
+            <w:del w:id="9008" w:author="Claude (AI) - proposed" w:date="2026-10-18T00:27:03Z">
               <w:r>
                 <w:rPr>
                   <w:rFonts w:ascii="Arial" w:cs="Arial" w:eastAsia="Arial" w:hAnsi="Arial"/>
@@ -2092,7 +2092,7 @@
                 <w:delText xml:space="preserve">Claim is missing</w:delText>
               </w:r>
             </w:del>
-            <w:ins w:id="9009" w:author="Claude (AI) - proposed" w:date="2026-10-15T03:01:23Z">
+            <w:ins w:id="9009" w:author="Claude (AI) - proposed" w:date="2026-10-18T00:27:03Z">
               <w:r>
                 <w:rPr>
                   <w:rFonts w:ascii="Arial" w:cs="Arial" w:eastAsia="Arial" w:hAnsi="Arial"/>
@@ -2175,7 +2175,7 @@
               <w:spacing w:after="40" w:before="0"/>
               <w:jc w:val="left"/>
             </w:pPr>
-            <w:ins w:id="9010" w:author="Claude (AI) - proposed" w:date="2026-10-15T03:01:23Z">
+            <w:ins w:id="9010" w:author="Claude (AI) - proposed" w:date="2026-10-18T00:27:03Z">
               <w:r>
                 <w:rPr>
                   <w:rFonts w:ascii="Arial" w:cs="Arial" w:eastAsia="Arial" w:hAnsi="Arial"/>
@@ -2223,7 +2223,7 @@
               <w:spacing w:after="40" w:before="0"/>
               <w:jc w:val="left"/>
             </w:pPr>
-            <w:ins w:id="9011" w:author="Claude (AI) - proposed" w:date="2026-10-15T03:01:23Z">
+            <w:ins w:id="9011" w:author="Claude (AI) - proposed" w:date="2026-10-18T00:27:03Z">
               <w:r>
                 <w:rPr>
                   <w:rFonts w:ascii="Arial" w:cs="Arial" w:eastAsia="Arial" w:hAnsi="Arial"/>
@@ -2271,7 +2271,7 @@
               <w:spacing w:after="40" w:before="0"/>
               <w:jc w:val="left"/>
             </w:pPr>
-            <w:ins w:id="9012" w:author="Claude (AI) - proposed" w:date="2026-10-15T03:01:23Z">
+            <w:ins w:id="9012" w:author="Claude (AI) - proposed" w:date="2026-10-18T00:27:03Z">
               <w:r>
                 <w:rPr>
                   <w:rFonts w:ascii="Arial" w:cs="Arial" w:eastAsia="Arial" w:hAnsi="Arial"/>
@@ -2354,7 +2354,7 @@
               <w:spacing w:after="40" w:before="0"/>
               <w:jc w:val="left"/>
             </w:pPr>
-            <w:ins w:id="9013" w:author="Claude (AI) - proposed" w:date="2026-10-15T03:01:23Z">
+            <w:ins w:id="9013" w:author="Claude (AI) - proposed" w:date="2026-10-18T00:27:03Z">
               <w:r>
                 <w:rPr>
                   <w:rFonts w:ascii="Arial" w:cs="Arial" w:eastAsia="Arial" w:hAnsi="Arial"/>
@@ -2402,7 +2402,7 @@
               <w:spacing w:after="40" w:before="0"/>
               <w:jc w:val="left"/>
             </w:pPr>
-            <w:ins w:id="9014" w:author="Claude (AI) - proposed" w:date="2026-10-15T03:01:23Z">
+            <w:ins w:id="9014" w:author="Claude (AI) - proposed" w:date="2026-10-18T00:27:03Z">
               <w:r>
                 <w:rPr>
                   <w:rFonts w:ascii="Arial" w:cs="Arial" w:eastAsia="Arial" w:hAnsi="Arial"/>
@@ -2450,7 +2450,7 @@
               <w:spacing w:after="40" w:before="0"/>
               <w:jc w:val="left"/>
             </w:pPr>
-            <w:del w:id="9015" w:author="Claude (AI) - proposed" w:date="2026-10-15T03:01:23Z">
+            <w:del w:id="9015" w:author="Claude (AI) - proposed" w:date="2026-10-18T00:27:03Z">
               <w:r>
                 <w:rPr>
                   <w:rFonts w:ascii="Arial" w:cs="Arial" w:eastAsia="Arial" w:hAnsi="Arial"/>
@@ -2465,7 +2465,7 @@
                 <w:delText xml:space="preserve">Does not use ions,</w:delText>
               </w:r>
             </w:del>
-            <w:ins w:id="9016" w:author="Claude (AI) - proposed" w:date="2026-10-15T03:01:23Z">
+            <w:ins w:id="9016" w:author="Claude (AI) - proposed" w:date="2026-10-18T00:27:03Z">
               <w:r>
                 <w:rPr>
                   <w:rFonts w:ascii="Arial" w:cs="Arial" w:eastAsia="Arial" w:hAnsi="Arial"/>
@@ -2548,7 +2548,7 @@
               <w:spacing w:after="40" w:before="0"/>
               <w:jc w:val="left"/>
             </w:pPr>
-            <w:ins w:id="9017" w:author="Claude (AI) - proposed" w:date="2026-10-15T03:01:23Z">
+            <w:ins w:id="9017" w:author="Claude (AI) - proposed" w:date="2026-10-18T00:27:03Z">
               <w:r>
                 <w:rPr>
                   <w:rFonts w:ascii="Arial" w:cs="Arial" w:eastAsia="Arial" w:hAnsi="Arial"/>
@@ -2596,7 +2596,7 @@
               <w:spacing w:after="40" w:before="0"/>
               <w:jc w:val="left"/>
             </w:pPr>
-            <w:ins w:id="9018" w:author="Claude (AI) - proposed" w:date="2026-10-15T03:01:23Z">
+            <w:ins w:id="9018" w:author="Claude (AI) - proposed" w:date="2026-10-18T00:27:03Z">
               <w:r>
                 <w:rPr>
                   <w:rFonts w:ascii="Arial" w:cs="Arial" w:eastAsia="Arial" w:hAnsi="Arial"/>
@@ -2644,7 +2644,7 @@
               <w:spacing w:after="40" w:before="0"/>
               <w:jc w:val="left"/>
             </w:pPr>
-            <w:del w:id="9019" w:author="Claude (AI) - proposed" w:date="2026-10-15T03:01:23Z">
+            <w:del w:id="9019" w:author="Claude (AI) - proposed" w:date="2026-10-18T00:27:03Z">
               <w:r>
                 <w:rPr>
                   <w:rFonts w:ascii="Arial" w:cs="Arial" w:eastAsia="Arial" w:hAnsi="Arial"/>
@@ -2659,7 +2659,7 @@
                 <w:delText xml:space="preserve">Confuses</w:delText>
               </w:r>
             </w:del>
-            <w:ins w:id="9020" w:author="Claude (AI) - proposed" w:date="2026-10-15T03:01:23Z">
+            <w:ins w:id="9020" w:author="Claude (AI) - proposed" w:date="2026-10-18T00:27:03Z">
               <w:r>
                 <w:rPr>
                   <w:rFonts w:ascii="Arial" w:cs="Arial" w:eastAsia="Arial" w:hAnsi="Arial"/>
@@ -2742,7 +2742,7 @@
               <w:spacing w:after="40" w:before="0"/>
               <w:jc w:val="left"/>
             </w:pPr>
-            <w:ins w:id="9021" w:author="Claude (AI) - proposed" w:date="2026-10-15T03:01:23Z">
+            <w:ins w:id="9021" w:author="Claude (AI) - proposed" w:date="2026-10-18T00:27:03Z">
               <w:r>
                 <w:rPr>
                   <w:rFonts w:ascii="Arial" w:cs="Arial" w:eastAsia="Arial" w:hAnsi="Arial"/>
@@ -2790,7 +2790,7 @@
               <w:spacing w:after="40" w:before="0"/>
               <w:jc w:val="left"/>
             </w:pPr>
-            <w:ins w:id="9022" w:author="Claude (AI) - proposed" w:date="2026-10-15T03:01:23Z">
+            <w:ins w:id="9022" w:author="Claude (AI) - proposed" w:date="2026-10-18T00:27:03Z">
               <w:r>
                 <w:rPr>
                   <w:rFonts w:ascii="Arial" w:cs="Arial" w:eastAsia="Arial" w:hAnsi="Arial"/>
@@ -2838,7 +2838,7 @@
               <w:spacing w:after="40" w:before="0"/>
               <w:jc w:val="left"/>
             </w:pPr>
-            <w:ins w:id="9023" w:author="Claude (AI) - proposed" w:date="2026-10-15T03:01:23Z">
+            <w:ins w:id="9023" w:author="Claude (AI) - proposed" w:date="2026-10-18T00:27:03Z">
               <w:r>
                 <w:rPr>
                   <w:rFonts w:ascii="Arial" w:cs="Arial" w:eastAsia="Arial" w:hAnsi="Arial"/>
@@ -2866,7 +2866,7 @@
               </w:rPr>
               <w:t xml:space="preserve">Little context; terms are</w:t>
             </w:r>
-            <w:ins w:id="9024" w:author="Claude (AI) - proposed" w:date="2026-10-15T03:01:23Z">
+            <w:ins w:id="9024" w:author="Claude (AI) - proposed" w:date="2026-10-18T00:27:03Z">
               <w:r>
                 <w:rPr>
                   <w:rFonts w:ascii="Arial" w:cs="Arial" w:eastAsia="Arial" w:hAnsi="Arial"/>
@@ -3016,7 +3016,7 @@
         </w:rPr>
         <w:t xml:space="preserve">© 2026 SeaVuria and ARES. This work is licensed under a </w:t>
       </w:r>
-      <w:hyperlink w:history="1" r:id="rId_fz8wgb4qezp10hym1o8p">
+      <w:hyperlink w:history="1" r:id="rIdm87ixmckdt04lxysn-c_g">
         <w:r>
           <w:rPr>
             <w:rFonts w:ascii="Arial" w:cs="Arial" w:eastAsia="Arial" w:hAnsi="Arial"/>
@@ -3036,7 +3036,7 @@
         </w:rPr>
         <w:t xml:space="preserve"> (</w:t>
       </w:r>
-      <w:hyperlink w:history="1" r:id="rIddu3xi7qkf9tlmxdc3bygh">
+      <w:hyperlink w:history="1" r:id="rIdnikfsx8wn4v5g3mu2r-vo">
         <w:r>
           <w:rPr>
             <w:rFonts w:ascii="Arial" w:cs="Arial" w:eastAsia="Arial" w:hAnsi="Arial"/>
@@ -3056,7 +3056,7 @@
         </w:rPr>
         <w:t xml:space="preserve">). To view a copy of this license, visit </w:t>
       </w:r>
-      <w:hyperlink w:history="1" r:id="rIdsem-9i-tnlmfedzc4vxn4">
+      <w:hyperlink w:history="1" r:id="rIdv39mlgssfqusptortpqqk">
         <w:r>
           <w:rPr>
             <w:rFonts w:ascii="Arial" w:cs="Arial" w:eastAsia="Arial" w:hAnsi="Arial"/>
